--- a/research/TRD-EHR/paper1-trd-prediction/review/two_points_rationale.docx
+++ b/research/TRD-EHR/paper1-trd-prediction/review/two_points_rationale.docx
@@ -109,19 +109,43 @@
         <w:t xml:space="preserve"> </w:t>
       </w:r>
       <w:r>
-        <w:t xml:space="preserve">decisively to a trained model. Nearest 0.594 against random 0.499 and farthest</w:t>
-      </w:r>
-      <w:r>
-        <w:t xml:space="preserve"> </w:t>
-      </w:r>
-      <w:r>
-        <w:t xml:space="preserve">0.432, and 0.594 against 0.657 for a classifier fitted on the same embedding, on</w:t>
-      </w:r>
-      <w:r>
-        <w:t xml:space="preserve"> </w:t>
-      </w:r>
-      <w:r>
-        <w:t xml:space="preserve">intervals that do not overlap.</w:t>
+        <w:t xml:space="preserve">decisively to a trained model. At its own best k, chosen on the test patients,</w:t>
+      </w:r>
+      <w:r>
+        <w:t xml:space="preserve"> </w:t>
+      </w:r>
+      <w:r>
+        <w:t xml:space="preserve">importance-weighted retrieval reaches 0.625 (95% CI 0.610–0.641) against random</w:t>
+      </w:r>
+      <w:r>
+        <w:t xml:space="preserve"> </w:t>
+      </w:r>
+      <w:r>
+        <w:t xml:space="preserve">0.500 (2.5th–97.5th percentile across draws 0.484–0.515) and farthest 0.432</w:t>
+      </w:r>
+      <w:r>
+        <w:t xml:space="preserve"> </w:t>
+      </w:r>
+      <w:r>
+        <w:t xml:space="preserve">(95% CI 0.416–0.449). The best retrieval over every k and exponent, 0.625 (95% CI</w:t>
+      </w:r>
+      <w:r>
+        <w:t xml:space="preserve"> </w:t>
+      </w:r>
+      <w:r>
+        <w:t xml:space="preserve">0.610–0.640), is still 0.032 (95% CI 0.022–0.043) below the classifier fitted on</w:t>
+      </w:r>
+      <w:r>
+        <w:t xml:space="preserve"> </w:t>
+      </w:r>
+      <w:r>
+        <w:t xml:space="preserve">the same embedding, on a paired interval that excludes zero. This is the primary</w:t>
+      </w:r>
+      <w:r>
+        <w:t xml:space="preserve"> </w:t>
+      </w:r>
+      <w:r>
+        <w:t xml:space="preserve">encoder only; retrieval for the other encoders is not reported.</w:t>
       </w:r>
     </w:p>
     <w:p>
@@ -1070,25 +1094,31 @@
         <w:t xml:space="preserve"> </w:t>
       </w:r>
       <w:r>
-        <w:t xml:space="preserve">have to be stated: similarity was geometric cosine similarity over an</w:t>
-      </w:r>
-      <w:r>
-        <w:t xml:space="preserve"> </w:t>
-      </w:r>
-      <w:r>
-        <w:t xml:space="preserve">unsupervised embedding, the neighborhood was fixed at 50, and the neighbor pool</w:t>
-      </w:r>
-      <w:r>
-        <w:t xml:space="preserve"> </w:t>
-      </w:r>
-      <w:r>
-        <w:t xml:space="preserve">was one cohort. A supervised or metric-learned similarity is untested and might</w:t>
-      </w:r>
-      <w:r>
-        <w:t xml:space="preserve"> </w:t>
-      </w:r>
-      <w:r>
-        <w:t xml:space="preserve">do better. What the analysis supports is narrower and still substantive.</w:t>
+        <w:t xml:space="preserve">have to be stated: the neighbor pool was one cohort, and the number of neighbors</w:t>
+      </w:r>
+      <w:r>
+        <w:t xml:space="preserve"> </w:t>
+      </w:r>
+      <w:r>
+        <w:t xml:space="preserve">was chosen on the test patients, so every best-k value is optimistic. Plain cosine</w:t>
+      </w:r>
+      <w:r>
+        <w:t xml:space="preserve"> </w:t>
+      </w:r>
+      <w:r>
+        <w:t xml:space="preserve">similarity and an importance-weighted cosine built from the fitted logistic</w:t>
+      </w:r>
+      <w:r>
+        <w:t xml:space="preserve"> </w:t>
+      </w:r>
+      <w:r>
+        <w:t xml:space="preserve">regression were both tried at every k; neither reached the classifiers. What the</w:t>
+      </w:r>
+      <w:r>
+        <w:t xml:space="preserve"> </w:t>
+      </w:r>
+      <w:r>
+        <w:t xml:space="preserve">analysis supports is narrower and still substantive.</w:t>
       </w:r>
     </w:p>
     <w:p>
@@ -1244,7 +1274,7 @@
               <w:jc w:val="left"/>
             </w:pPr>
             <w:r>
-              <w:t xml:space="preserve">Its own block with a cross-encoder table, after Point 1</w:t>
+              <w:t xml:space="preserve">Its own block, after Point 1</w:t>
             </w:r>
           </w:p>
         </w:tc>
@@ -1364,43 +1394,37 @@
           <w:bCs/>
           <w:b/>
         </w:rPr>
-        <w:t xml:space="preserve">One table was added and it is a real result the previous draft did not report.</w:t>
-      </w:r>
-      <w:r>
-        <w:t xml:space="preserve"> </w:t>
-      </w:r>
-      <w:r>
-        <w:t xml:space="preserve">Table 7 puts nearest retrieval, random retrieval, and the trained classifier side</w:t>
-      </w:r>
-      <w:r>
-        <w:t xml:space="preserve"> </w:t>
-      </w:r>
-      <w:r>
-        <w:t xml:space="preserve">by side for all four encoders. Nearest beats random by 0.083 to 0.095 ROC AUC on</w:t>
-      </w:r>
-      <w:r>
-        <w:t xml:space="preserve"> </w:t>
-      </w:r>
-      <w:r>
-        <w:t xml:space="preserve">every encoder, and falls short of that encoder’s own trained model by 0.061 to</w:t>
-      </w:r>
-      <w:r>
-        <w:t xml:space="preserve"> </w:t>
-      </w:r>
-      <w:r>
-        <w:t xml:space="preserve">0.065 on every encoder. Point 2 was a single-encoder observation before; it is now</w:t>
-      </w:r>
-      <w:r>
-        <w:t xml:space="preserve"> </w:t>
-      </w:r>
-      <w:r>
-        <w:t xml:space="preserve">a reproduced one. The numbers were already in the results tree and were reported</w:t>
-      </w:r>
-      <w:r>
-        <w:t xml:space="preserve"> </w:t>
-      </w:r>
-      <w:r>
-        <w:t xml:space="preserve">only as a sentence in the supplement’s evaluation-coverage section.</w:t>
+        <w:t xml:space="preserve">Retrieval is reported for the primary encoder only.</w:t>
+      </w:r>
+      <w:r>
+        <w:t xml:space="preserve"> </w:t>
+      </w:r>
+      <w:r>
+        <w:t xml:space="preserve">The cross-encoder</w:t>
+      </w:r>
+      <w:r>
+        <w:t xml:space="preserve"> </w:t>
+      </w:r>
+      <w:r>
+        <w:t xml:space="preserve">retrieval table rested on the pipeline’s fixed k = 50, and it is not in the</w:t>
+      </w:r>
+      <w:r>
+        <w:t xml:space="preserve"> </w:t>
+      </w:r>
+      <w:r>
+        <w:t xml:space="preserve">packet: every retrieval number is now read at each arm’s best k from the</w:t>
+      </w:r>
+      <w:r>
+        <w:t xml:space="preserve"> </w:t>
+      </w:r>
+      <w:r>
+        <w:t xml:space="preserve">neighbourhood sweep, which was run on the primary encoder. Point 2 is therefore a</w:t>
+      </w:r>
+      <w:r>
+        <w:t xml:space="preserve"> </w:t>
+      </w:r>
+      <w:r>
+        <w:t xml:space="preserve">single-encoder result, and the point-and-claim map says so (claims c.6–c.7).</w:t>
       </w:r>
     </w:p>
     <w:p>
@@ -1463,13 +1487,13 @@
         <w:t xml:space="preserve"> </w:t>
       </w:r>
       <w:r>
-        <w:t xml:space="preserve">unadjusted and 24 survive, against 72 and 35 before. The reading is unchanged and</w:t>
-      </w:r>
-      <w:r>
-        <w:t xml:space="preserve"> </w:t>
-      </w:r>
-      <w:r>
-        <w:t xml:space="preserve">slightly cleaner: 21 of the 24 concern how the depression is coded, sex shows no</w:t>
+        <w:t xml:space="preserve">unadjusted and 23 survive, with each retrieval arm at its best k. The reading is</w:t>
+      </w:r>
+      <w:r>
+        <w:t xml:space="preserve"> </w:t>
+      </w:r>
+      <w:r>
+        <w:t xml:space="preserve">unchanged: 19 of the 23 concern depression recurrence coding, sex shows no</w:t>
       </w:r>
       <w:r>
         <w:t xml:space="preserve"> </w:t>
@@ -1902,7 +1926,19 @@
         <w:t xml:space="preserve"> </w:t>
       </w:r>
       <w:r>
-        <w:t xml:space="preserve">before any prose moved:</w:t>
+        <w:t xml:space="preserve">before any prose moved. It was re-run on 2026-09-29</w:t>
+      </w:r>
+      <w:r>
+        <w:t xml:space="preserve"> </w:t>
+      </w:r>
+      <w:r>
+        <w:t xml:space="preserve">after Point 2’s claims moved to best-k retrieval (c.6–c.8), and it passes with no</w:t>
+      </w:r>
+      <w:r>
+        <w:t xml:space="preserve"> </w:t>
+      </w:r>
+      <w:r>
+        <w:t xml:space="preserve">errors and no warnings:</w:t>
       </w:r>
     </w:p>
     <w:p>
@@ -1958,12 +1994,26 @@
         <w:rPr>
           <w:rStyle w:val="VerbatimChar"/>
         </w:rPr>
-        <w:t xml:space="preserve">planned words serving no point: 0 of 10,770   (ceiling 30%)</w:t>
+        <w:t xml:space="preserve">planned words serving no point: 0 of 10,770   (ceiling 30%; first run only)</w:t>
       </w:r>
     </w:p>
     <w:p>
       <w:pPr>
         <w:pStyle w:val="FirstParagraph"/>
+      </w:pPr>
+      <w:r>
+        <w:t xml:space="preserve">The word-budget line needs a section outline, which the map does not carry, so</w:t>
+      </w:r>
+      <w:r>
+        <w:t xml:space="preserve"> </w:t>
+      </w:r>
+      <w:r>
+        <w:t xml:space="preserve">the re-run checks the graph and the role budget only.</w:t>
+      </w:r>
+    </w:p>
+    <w:p>
+      <w:pPr>
+        <w:pStyle w:val="BodyText"/>
       </w:pPr>
       <w:r>
         <w:t xml:space="preserve">Three of those lines are worth reading rather than skimming.</w:t>
